--- a/Анализ и актуальность.docx
+++ b/Анализ и актуальность.docx
@@ -1,10 +1,11 @@
 
 <file path=word/document.xml><?xml version="1.0" encoding="utf-8"?>
-<w:document xmlns:wpc="http://schemas.microsoft.com/office/word/2010/wordprocessingCanvas" xmlns:cx="http://schemas.microsoft.com/office/drawing/2014/chartex" xmlns:cx1="http://schemas.microsoft.com/office/drawing/2015/9/8/chartex" xmlns:mc="http://schemas.openxmlformats.org/markup-compatibility/2006" xmlns:o="urn:schemas-microsoft-com:office:office" xmlns:r="http://schemas.openxmlformats.org/officeDocument/2006/relationships" xmlns:m="http://schemas.openxmlformats.org/officeDocument/2006/math" xmlns:v="urn:schemas-microsoft-com:vml" xmlns:wp14="http://schemas.microsoft.com/office/word/2010/wordprocessingDrawing" xmlns:wp="http://schemas.openxmlformats.org/drawingml/2006/wordprocessingDrawing" xmlns:w10="urn:schemas-microsoft-com:office:word" xmlns:w="http://schemas.openxmlformats.org/wordprocessingml/2006/main" xmlns:w14="http://schemas.microsoft.com/office/word/2010/wordml" xmlns:w15="http://schemas.microsoft.com/office/word/2012/wordml" xmlns:w16se="http://schemas.microsoft.com/office/word/2015/wordml/symex" xmlns:wpg="http://schemas.microsoft.com/office/word/2010/wordprocessingGroup" xmlns:wpi="http://schemas.microsoft.com/office/word/2010/wordprocessingInk" xmlns:wne="http://schemas.microsoft.com/office/word/2006/wordml" xmlns:wps="http://schemas.microsoft.com/office/word/2010/wordprocessingShape" mc:Ignorable="w14 w15 w16se wp14">
+<w:document xmlns:wpc="http://schemas.microsoft.com/office/word/2010/wordprocessingCanvas" xmlns:cx="http://schemas.microsoft.com/office/drawing/2014/chartex" xmlns:cx1="http://schemas.microsoft.com/office/drawing/2015/9/8/chartex" xmlns:cx2="http://schemas.microsoft.com/office/drawing/2015/10/21/chartex" xmlns:cx3="http://schemas.microsoft.com/office/drawing/2016/5/9/chartex" xmlns:cx4="http://schemas.microsoft.com/office/drawing/2016/5/10/chartex" xmlns:cx5="http://schemas.microsoft.com/office/drawing/2016/5/11/chartex" xmlns:cx6="http://schemas.microsoft.com/office/drawing/2016/5/12/chartex" xmlns:cx7="http://schemas.microsoft.com/office/drawing/2016/5/13/chartex" xmlns:cx8="http://schemas.microsoft.com/office/drawing/2016/5/14/chartex" xmlns:mc="http://schemas.openxmlformats.org/markup-compatibility/2006" xmlns:aink="http://schemas.microsoft.com/office/drawing/2016/ink" xmlns:am3d="http://schemas.microsoft.com/office/drawing/2017/model3d" xmlns:o="urn:schemas-microsoft-com:office:office" xmlns:r="http://schemas.openxmlformats.org/officeDocument/2006/relationships" xmlns:m="http://schemas.openxmlformats.org/officeDocument/2006/math" xmlns:v="urn:schemas-microsoft-com:vml" xmlns:wp14="http://schemas.microsoft.com/office/word/2010/wordprocessingDrawing" xmlns:wp="http://schemas.openxmlformats.org/drawingml/2006/wordprocessingDrawing" xmlns:w10="urn:schemas-microsoft-com:office:word" xmlns:w="http://schemas.openxmlformats.org/wordprocessingml/2006/main" xmlns:w14="http://schemas.microsoft.com/office/word/2010/wordml" xmlns:w15="http://schemas.microsoft.com/office/word/2012/wordml" xmlns:w16cex="http://schemas.microsoft.com/office/word/2018/wordml/cex" xmlns:w16cid="http://schemas.microsoft.com/office/word/2016/wordml/cid" xmlns:w16="http://schemas.microsoft.com/office/word/2018/wordml" xmlns:w16sdtdh="http://schemas.microsoft.com/office/word/2020/wordml/sdtdatahash" xmlns:w16se="http://schemas.microsoft.com/office/word/2015/wordml/symex" xmlns:wpg="http://schemas.microsoft.com/office/word/2010/wordprocessingGroup" xmlns:wpi="http://schemas.microsoft.com/office/word/2010/wordprocessingInk" xmlns:wne="http://schemas.microsoft.com/office/word/2006/wordml" xmlns:wps="http://schemas.microsoft.com/office/word/2010/wordprocessingShape" mc:Ignorable="w14 w15 w16se w16cid w16 w16cex w16sdtdh wp14">
   <w:body>
     <w:p>
       <w:pPr>
-        <w:pStyle w:val="1"/>
+        <w:pStyle w:val="Heading1"/>
+        <w:jc w:val="center"/>
         <w:rPr>
           <w:b w:val="0"/>
         </w:rPr>
@@ -68,7 +69,8 @@
     </w:p>
     <w:p>
       <w:pPr>
-        <w:pStyle w:val="1"/>
+        <w:pStyle w:val="Heading1"/>
+        <w:jc w:val="center"/>
       </w:pPr>
       <w:bookmarkStart w:id="1" w:name="_Toc150732494"/>
       <w:r>
@@ -177,25 +179,7 @@
           <w:sz w:val="28"/>
           <w:szCs w:val="28"/>
         </w:rPr>
-        <w:t>Например: «</w:t>
-      </w:r>
-      <w:proofErr w:type="gramStart"/>
-      <w:r>
-        <w:rPr>
-          <w:rFonts w:ascii="Times New Roman" w:hAnsi="Times New Roman" w:cs="Times New Roman"/>
-          <w:sz w:val="28"/>
-          <w:szCs w:val="28"/>
-        </w:rPr>
-        <w:t>БИТ  Общежитие</w:t>
-      </w:r>
-      <w:proofErr w:type="gramEnd"/>
-      <w:r>
-        <w:rPr>
-          <w:rFonts w:ascii="Times New Roman" w:hAnsi="Times New Roman" w:cs="Times New Roman"/>
-          <w:sz w:val="28"/>
-          <w:szCs w:val="28"/>
-        </w:rPr>
-        <w:t>».</w:t>
+        <w:t>Например: «БИТ  Общежитие».</w:t>
       </w:r>
     </w:p>
     <w:p>
@@ -215,25 +199,7 @@
           <w:sz w:val="28"/>
           <w:szCs w:val="28"/>
         </w:rPr>
-        <w:t>«</w:t>
-      </w:r>
-      <w:proofErr w:type="gramStart"/>
-      <w:r>
-        <w:rPr>
-          <w:rFonts w:ascii="Times New Roman" w:hAnsi="Times New Roman" w:cs="Times New Roman"/>
-          <w:sz w:val="28"/>
-          <w:szCs w:val="28"/>
-        </w:rPr>
-        <w:t>БИТ  Общежитие</w:t>
-      </w:r>
-      <w:proofErr w:type="gramEnd"/>
-      <w:r>
-        <w:rPr>
-          <w:rFonts w:ascii="Times New Roman" w:hAnsi="Times New Roman" w:cs="Times New Roman"/>
-          <w:sz w:val="28"/>
-          <w:szCs w:val="28"/>
-        </w:rPr>
-        <w:t>» представляет собой полнофункциональное решение для автоматизации учета в общежитии. Программа предназначена для ведения учета движения денежных средств при оказании услуг проживания общежитиями вузов.</w:t>
+        <w:t>«БИТ  Общежитие» представляет собой полнофункциональное решение для автоматизации учета в общежитии. Программа предназначена для ведения учета движения денежных средств при оказании услуг проживания общежитиями вузов.</w:t>
       </w:r>
     </w:p>
     <w:p>
@@ -491,23 +457,13 @@
           <w:szCs w:val="28"/>
         </w:rPr>
       </w:pPr>
-      <w:proofErr w:type="spellStart"/>
-      <w:r>
-        <w:rPr>
-          <w:rFonts w:ascii="Times New Roman" w:hAnsi="Times New Roman" w:cs="Times New Roman"/>
-          <w:sz w:val="28"/>
-          <w:szCs w:val="28"/>
-        </w:rPr>
-        <w:t>Главнвя</w:t>
-      </w:r>
-      <w:proofErr w:type="spellEnd"/>
-      <w:r>
-        <w:rPr>
-          <w:rFonts w:ascii="Times New Roman" w:hAnsi="Times New Roman" w:cs="Times New Roman"/>
-          <w:sz w:val="28"/>
-          <w:szCs w:val="28"/>
-        </w:rPr>
-        <w:t xml:space="preserve"> особенность БИТ это направленность на ведения учета движения денежных средств.</w:t>
+      <w:r>
+        <w:rPr>
+          <w:rFonts w:ascii="Times New Roman" w:hAnsi="Times New Roman" w:cs="Times New Roman"/>
+          <w:sz w:val="28"/>
+          <w:szCs w:val="28"/>
+        </w:rPr>
+        <w:t>Главнвя особенность БИТ это направленность на ведения учета движения денежных средств.</w:t>
       </w:r>
     </w:p>
     <w:p>
@@ -559,30 +515,12 @@
           <w:sz w:val="28"/>
           <w:szCs w:val="28"/>
         </w:rPr>
-        <w:t xml:space="preserve"> направлена больше на информацию о проживающих </w:t>
-      </w:r>
-      <w:proofErr w:type="gramStart"/>
-      <w:r>
-        <w:rPr>
-          <w:rFonts w:ascii="Times New Roman" w:hAnsi="Times New Roman" w:cs="Times New Roman"/>
-          <w:sz w:val="28"/>
-          <w:szCs w:val="28"/>
-        </w:rPr>
-        <w:t>студентах(</w:t>
-      </w:r>
-      <w:proofErr w:type="gramEnd"/>
-      <w:r>
-        <w:rPr>
-          <w:rFonts w:ascii="Times New Roman" w:hAnsi="Times New Roman" w:cs="Times New Roman"/>
-          <w:sz w:val="28"/>
-          <w:szCs w:val="28"/>
-        </w:rPr>
-        <w:t>нарушения, личный рейтинг), работу общежития, а также на информирование студентов(мероприятия, важные новости и т.д.).</w:t>
-      </w:r>
-    </w:p>
-    <w:p>
-      <w:pPr>
-        <w:pStyle w:val="1"/>
+        <w:t xml:space="preserve"> направлена больше на информацию о проживающих студентах(нарушения, личный рейтинг), работу общежития, а также на информирование студентов(мероприятия, важные новости и т.д.).</w:t>
+      </w:r>
+    </w:p>
+    <w:p>
+      <w:pPr>
+        <w:pStyle w:val="Heading1"/>
       </w:pPr>
       <w:bookmarkStart w:id="2" w:name="_Toc150732495"/>
       <w:r>
@@ -682,7 +620,6 @@
         </w:rPr>
         <w:t>o</w:t>
       </w:r>
-      <w:proofErr w:type="spellStart"/>
       <w:r>
         <w:rPr>
           <w:rFonts w:ascii="Times New Roman" w:eastAsia="Times New Roman" w:hAnsi="Times New Roman" w:cs="Times New Roman"/>
@@ -691,20 +628,18 @@
           <w:szCs w:val="28"/>
           <w:lang w:eastAsia="ru-RU"/>
         </w:rPr>
-        <w:t>мплексный</w:t>
-      </w:r>
-      <w:proofErr w:type="spellEnd"/>
+        <w:t>мплексный учет лиц, пр</w:t>
+      </w:r>
       <w:r>
         <w:rPr>
           <w:rFonts w:ascii="Times New Roman" w:eastAsia="Times New Roman" w:hAnsi="Times New Roman" w:cs="Times New Roman"/>
           <w:color w:val="000000"/>
           <w:sz w:val="28"/>
           <w:szCs w:val="28"/>
-          <w:lang w:eastAsia="ru-RU"/>
-        </w:rPr>
-        <w:t xml:space="preserve"> учет лиц, </w:t>
-      </w:r>
-      <w:proofErr w:type="spellStart"/>
+          <w:lang w:val="en-US" w:eastAsia="ru-RU"/>
+        </w:rPr>
+        <w:t>o</w:t>
+      </w:r>
       <w:r>
         <w:rPr>
           <w:rFonts w:ascii="Times New Roman" w:eastAsia="Times New Roman" w:hAnsi="Times New Roman" w:cs="Times New Roman"/>
@@ -713,9 +648,8 @@
           <w:szCs w:val="28"/>
           <w:lang w:eastAsia="ru-RU"/>
         </w:rPr>
-        <w:t>пр</w:t>
-      </w:r>
-      <w:proofErr w:type="spellEnd"/>
+        <w:t>жив</w:t>
+      </w:r>
       <w:r>
         <w:rPr>
           <w:rFonts w:ascii="Times New Roman" w:eastAsia="Times New Roman" w:hAnsi="Times New Roman" w:cs="Times New Roman"/>
@@ -724,7 +658,7 @@
           <w:szCs w:val="28"/>
           <w:lang w:val="en-US" w:eastAsia="ru-RU"/>
         </w:rPr>
-        <w:t>o</w:t>
+        <w:t>a</w:t>
       </w:r>
       <w:r>
         <w:rPr>
@@ -734,7 +668,7 @@
           <w:szCs w:val="28"/>
           <w:lang w:eastAsia="ru-RU"/>
         </w:rPr>
-        <w:t>жив</w:t>
+        <w:t xml:space="preserve">ющих в </w:t>
       </w:r>
       <w:r>
         <w:rPr>
@@ -744,9 +678,8 @@
           <w:szCs w:val="28"/>
           <w:lang w:val="en-US" w:eastAsia="ru-RU"/>
         </w:rPr>
-        <w:t>a</w:t>
-      </w:r>
-      <w:proofErr w:type="spellStart"/>
+        <w:t>o</w:t>
+      </w:r>
       <w:r>
         <w:rPr>
           <w:rFonts w:ascii="Times New Roman" w:eastAsia="Times New Roman" w:hAnsi="Times New Roman" w:cs="Times New Roman"/>
@@ -755,50 +688,7 @@
           <w:szCs w:val="28"/>
           <w:lang w:eastAsia="ru-RU"/>
         </w:rPr>
-        <w:t>ющих</w:t>
-      </w:r>
-      <w:proofErr w:type="spellEnd"/>
-      <w:r>
-        <w:rPr>
-          <w:rFonts w:ascii="Times New Roman" w:eastAsia="Times New Roman" w:hAnsi="Times New Roman" w:cs="Times New Roman"/>
-          <w:color w:val="000000"/>
-          <w:sz w:val="28"/>
-          <w:szCs w:val="28"/>
-          <w:lang w:eastAsia="ru-RU"/>
-        </w:rPr>
-        <w:t xml:space="preserve"> в </w:t>
-      </w:r>
-      <w:r>
-        <w:rPr>
-          <w:rFonts w:ascii="Times New Roman" w:eastAsia="Times New Roman" w:hAnsi="Times New Roman" w:cs="Times New Roman"/>
-          <w:color w:val="000000"/>
-          <w:sz w:val="28"/>
-          <w:szCs w:val="28"/>
-          <w:lang w:val="en-US" w:eastAsia="ru-RU"/>
-        </w:rPr>
-        <w:t>o</w:t>
-      </w:r>
-      <w:proofErr w:type="spellStart"/>
-      <w:r>
-        <w:rPr>
-          <w:rFonts w:ascii="Times New Roman" w:eastAsia="Times New Roman" w:hAnsi="Times New Roman" w:cs="Times New Roman"/>
-          <w:color w:val="000000"/>
-          <w:sz w:val="28"/>
-          <w:szCs w:val="28"/>
-          <w:lang w:eastAsia="ru-RU"/>
-        </w:rPr>
-        <w:t>бщежитии</w:t>
-      </w:r>
-      <w:proofErr w:type="spellEnd"/>
-      <w:r>
-        <w:rPr>
-          <w:rFonts w:ascii="Times New Roman" w:eastAsia="Times New Roman" w:hAnsi="Times New Roman" w:cs="Times New Roman"/>
-          <w:color w:val="000000"/>
-          <w:sz w:val="28"/>
-          <w:szCs w:val="28"/>
-          <w:lang w:eastAsia="ru-RU"/>
-        </w:rPr>
-        <w:t>;</w:t>
+        <w:t>бщежитии;</w:t>
       </w:r>
     </w:p>
     <w:p>
@@ -887,7 +777,7 @@
     </w:p>
     <w:p>
       <w:pPr>
-        <w:pStyle w:val="1"/>
+        <w:pStyle w:val="Heading1"/>
       </w:pPr>
       <w:bookmarkStart w:id="3" w:name="_Toc150732496"/>
       <w:r>
@@ -900,7 +790,7 @@
     </w:p>
     <w:p>
       <w:pPr>
-        <w:pStyle w:val="a4"/>
+        <w:pStyle w:val="NormalWeb"/>
         <w:spacing w:before="0" w:beforeAutospacing="0" w:after="0" w:afterAutospacing="0" w:line="360" w:lineRule="auto"/>
         <w:ind w:firstLine="709"/>
         <w:jc w:val="both"/>
@@ -937,7 +827,7 @@
     </w:p>
     <w:p>
       <w:pPr>
-        <w:pStyle w:val="a4"/>
+        <w:pStyle w:val="NormalWeb"/>
         <w:numPr>
           <w:ilvl w:val="0"/>
           <w:numId w:val="5"/>
@@ -962,7 +852,7 @@
     </w:p>
     <w:p>
       <w:pPr>
-        <w:pStyle w:val="a4"/>
+        <w:pStyle w:val="NormalWeb"/>
         <w:numPr>
           <w:ilvl w:val="0"/>
           <w:numId w:val="5"/>
@@ -987,7 +877,7 @@
     </w:p>
     <w:p>
       <w:pPr>
-        <w:pStyle w:val="a4"/>
+        <w:pStyle w:val="NormalWeb"/>
         <w:numPr>
           <w:ilvl w:val="0"/>
           <w:numId w:val="5"/>
@@ -1012,7 +902,7 @@
     </w:p>
     <w:p>
       <w:pPr>
-        <w:pStyle w:val="a4"/>
+        <w:pStyle w:val="NormalWeb"/>
         <w:numPr>
           <w:ilvl w:val="0"/>
           <w:numId w:val="5"/>
@@ -1086,8 +976,6 @@
           <w:szCs w:val="28"/>
         </w:rPr>
       </w:pPr>
-      <w:bookmarkStart w:id="4" w:name="_GoBack"/>
-      <w:bookmarkEnd w:id="4"/>
       <w:r>
         <w:rPr>
           <w:rFonts w:ascii="Times New Roman" w:hAnsi="Times New Roman" w:cs="Times New Roman"/>
@@ -1165,7 +1053,7 @@
     </w:p>
     <w:p>
       <w:pPr>
-        <w:pStyle w:val="a3"/>
+        <w:pStyle w:val="ListParagraph"/>
         <w:numPr>
           <w:ilvl w:val="0"/>
           <w:numId w:val="3"/>
@@ -1191,7 +1079,7 @@
     </w:p>
     <w:p>
       <w:pPr>
-        <w:pStyle w:val="a3"/>
+        <w:pStyle w:val="ListParagraph"/>
         <w:numPr>
           <w:ilvl w:val="0"/>
           <w:numId w:val="3"/>
@@ -1233,7 +1121,7 @@
     </w:p>
     <w:p>
       <w:pPr>
-        <w:pStyle w:val="a3"/>
+        <w:pStyle w:val="ListParagraph"/>
         <w:numPr>
           <w:ilvl w:val="0"/>
           <w:numId w:val="3"/>
@@ -1258,7 +1146,7 @@
     </w:p>
     <w:p>
       <w:pPr>
-        <w:pStyle w:val="a3"/>
+        <w:pStyle w:val="ListParagraph"/>
         <w:numPr>
           <w:ilvl w:val="0"/>
           <w:numId w:val="3"/>
@@ -1291,7 +1179,7 @@
     </w:p>
     <w:p>
       <w:pPr>
-        <w:pStyle w:val="a3"/>
+        <w:pStyle w:val="ListParagraph"/>
         <w:numPr>
           <w:ilvl w:val="0"/>
           <w:numId w:val="3"/>
@@ -1373,7 +1261,7 @@
     </w:p>
     <w:p>
       <w:pPr>
-        <w:pStyle w:val="a3"/>
+        <w:pStyle w:val="ListParagraph"/>
         <w:numPr>
           <w:ilvl w:val="0"/>
           <w:numId w:val="3"/>
@@ -1431,7 +1319,7 @@
     </w:p>
     <w:p>
       <w:pPr>
-        <w:pStyle w:val="a3"/>
+        <w:pStyle w:val="ListParagraph"/>
         <w:numPr>
           <w:ilvl w:val="0"/>
           <w:numId w:val="3"/>
@@ -1534,7 +1422,7 @@
 </file>
 
 <file path=word/numbering.xml><?xml version="1.0" encoding="utf-8"?>
-<w:numbering xmlns:wpc="http://schemas.microsoft.com/office/word/2010/wordprocessingCanvas" xmlns:cx="http://schemas.microsoft.com/office/drawing/2014/chartex" xmlns:cx1="http://schemas.microsoft.com/office/drawing/2015/9/8/chartex" xmlns:mc="http://schemas.openxmlformats.org/markup-compatibility/2006" xmlns:o="urn:schemas-microsoft-com:office:office" xmlns:r="http://schemas.openxmlformats.org/officeDocument/2006/relationships" xmlns:m="http://schemas.openxmlformats.org/officeDocument/2006/math" xmlns:v="urn:schemas-microsoft-com:vml" xmlns:wp14="http://schemas.microsoft.com/office/word/2010/wordprocessingDrawing" xmlns:wp="http://schemas.openxmlformats.org/drawingml/2006/wordprocessingDrawing" xmlns:w10="urn:schemas-microsoft-com:office:word" xmlns:w="http://schemas.openxmlformats.org/wordprocessingml/2006/main" xmlns:w14="http://schemas.microsoft.com/office/word/2010/wordml" xmlns:w15="http://schemas.microsoft.com/office/word/2012/wordml" xmlns:w16se="http://schemas.microsoft.com/office/word/2015/wordml/symex" xmlns:wpg="http://schemas.microsoft.com/office/word/2010/wordprocessingGroup" xmlns:wpi="http://schemas.microsoft.com/office/word/2010/wordprocessingInk" xmlns:wne="http://schemas.microsoft.com/office/word/2006/wordml" xmlns:wps="http://schemas.microsoft.com/office/word/2010/wordprocessingShape" mc:Ignorable="w14 w15 w16se wp14">
+<w:numbering xmlns:wpc="http://schemas.microsoft.com/office/word/2010/wordprocessingCanvas" xmlns:cx="http://schemas.microsoft.com/office/drawing/2014/chartex" xmlns:cx1="http://schemas.microsoft.com/office/drawing/2015/9/8/chartex" xmlns:cx2="http://schemas.microsoft.com/office/drawing/2015/10/21/chartex" xmlns:cx3="http://schemas.microsoft.com/office/drawing/2016/5/9/chartex" xmlns:cx4="http://schemas.microsoft.com/office/drawing/2016/5/10/chartex" xmlns:cx5="http://schemas.microsoft.com/office/drawing/2016/5/11/chartex" xmlns:cx6="http://schemas.microsoft.com/office/drawing/2016/5/12/chartex" xmlns:cx7="http://schemas.microsoft.com/office/drawing/2016/5/13/chartex" xmlns:cx8="http://schemas.microsoft.com/office/drawing/2016/5/14/chartex" xmlns:mc="http://schemas.openxmlformats.org/markup-compatibility/2006" xmlns:aink="http://schemas.microsoft.com/office/drawing/2016/ink" xmlns:am3d="http://schemas.microsoft.com/office/drawing/2017/model3d" xmlns:o="urn:schemas-microsoft-com:office:office" xmlns:r="http://schemas.openxmlformats.org/officeDocument/2006/relationships" xmlns:m="http://schemas.openxmlformats.org/officeDocument/2006/math" xmlns:v="urn:schemas-microsoft-com:vml" xmlns:wp14="http://schemas.microsoft.com/office/word/2010/wordprocessingDrawing" xmlns:wp="http://schemas.openxmlformats.org/drawingml/2006/wordprocessingDrawing" xmlns:w10="urn:schemas-microsoft-com:office:word" xmlns:w="http://schemas.openxmlformats.org/wordprocessingml/2006/main" xmlns:w14="http://schemas.microsoft.com/office/word/2010/wordml" xmlns:w15="http://schemas.microsoft.com/office/word/2012/wordml" xmlns:w16cex="http://schemas.microsoft.com/office/word/2018/wordml/cex" xmlns:w16cid="http://schemas.microsoft.com/office/word/2016/wordml/cid" xmlns:w16="http://schemas.microsoft.com/office/word/2018/wordml" xmlns:w16sdtdh="http://schemas.microsoft.com/office/word/2020/wordml/sdtdatahash" xmlns:w16se="http://schemas.microsoft.com/office/word/2015/wordml/symex" xmlns:wpg="http://schemas.microsoft.com/office/word/2010/wordprocessingGroup" xmlns:wpi="http://schemas.microsoft.com/office/word/2010/wordprocessingInk" xmlns:wne="http://schemas.microsoft.com/office/word/2006/wordml" xmlns:wps="http://schemas.microsoft.com/office/word/2010/wordprocessingShape" mc:Ignorable="w14 w15 w16se w16cid w16 w16cex w16sdtdh wp14">
   <w:abstractNum w:abstractNumId="0" w15:restartNumberingAfterBreak="0">
     <w:nsid w:val="28825089"/>
     <w:multiLevelType w:val="hybridMultilevel"/>
@@ -2118,7 +2006,7 @@
 </file>
 
 <file path=word/styles.xml><?xml version="1.0" encoding="utf-8"?>
-<w:styles xmlns:mc="http://schemas.openxmlformats.org/markup-compatibility/2006" xmlns:r="http://schemas.openxmlformats.org/officeDocument/2006/relationships" xmlns:w="http://schemas.openxmlformats.org/wordprocessingml/2006/main" xmlns:w14="http://schemas.microsoft.com/office/word/2010/wordml" xmlns:w15="http://schemas.microsoft.com/office/word/2012/wordml" xmlns:w16se="http://schemas.microsoft.com/office/word/2015/wordml/symex" mc:Ignorable="w14 w15 w16se">
+<w:styles xmlns:mc="http://schemas.openxmlformats.org/markup-compatibility/2006" xmlns:r="http://schemas.openxmlformats.org/officeDocument/2006/relationships" xmlns:w="http://schemas.openxmlformats.org/wordprocessingml/2006/main" xmlns:w14="http://schemas.microsoft.com/office/word/2010/wordml" xmlns:w15="http://schemas.microsoft.com/office/word/2012/wordml" xmlns:w16cex="http://schemas.microsoft.com/office/word/2018/wordml/cex" xmlns:w16cid="http://schemas.microsoft.com/office/word/2016/wordml/cid" xmlns:w16="http://schemas.microsoft.com/office/word/2018/wordml" xmlns:w16sdtdh="http://schemas.microsoft.com/office/word/2020/wordml/sdtdatahash" xmlns:w16se="http://schemas.microsoft.com/office/word/2015/wordml/symex" mc:Ignorable="w14 w15 w16se w16cid w16 w16cex w16sdtdh">
   <w:docDefaults>
     <w:rPrDefault>
       <w:rPr>
@@ -2134,7 +2022,7 @@
       </w:pPr>
     </w:pPrDefault>
   </w:docDefaults>
-  <w:latentStyles w:defLockedState="0" w:defUIPriority="99" w:defSemiHidden="0" w:defUnhideWhenUsed="0" w:defQFormat="0" w:count="371">
+  <w:latentStyles w:defLockedState="0" w:defUIPriority="99" w:defSemiHidden="0" w:defUnhideWhenUsed="0" w:defQFormat="0" w:count="376">
     <w:lsdException w:name="Normal" w:uiPriority="0" w:qFormat="1"/>
     <w:lsdException w:name="heading 1" w:uiPriority="9" w:qFormat="1"/>
     <w:lsdException w:name="heading 2" w:semiHidden="1" w:uiPriority="9" w:unhideWhenUsed="1" w:qFormat="1"/>
@@ -2240,7 +2128,6 @@
     <w:lsdException w:name="HTML Sample" w:semiHidden="1" w:unhideWhenUsed="1"/>
     <w:lsdException w:name="HTML Typewriter" w:semiHidden="1" w:unhideWhenUsed="1"/>
     <w:lsdException w:name="HTML Variable" w:semiHidden="1" w:unhideWhenUsed="1"/>
-    <w:lsdException w:name="Normal Table" w:semiHidden="1" w:unhideWhenUsed="1"/>
     <w:lsdException w:name="annotation subject" w:semiHidden="1" w:unhideWhenUsed="1"/>
     <w:lsdException w:name="No List" w:semiHidden="1" w:unhideWhenUsed="1"/>
     <w:lsdException w:name="Outline List 1" w:semiHidden="1" w:unhideWhenUsed="1"/>
@@ -2283,11 +2170,8 @@
     <w:lsdException w:name="Table Contemporary" w:semiHidden="1" w:unhideWhenUsed="1"/>
     <w:lsdException w:name="Table Elegant" w:semiHidden="1" w:unhideWhenUsed="1"/>
     <w:lsdException w:name="Table Professional" w:semiHidden="1" w:unhideWhenUsed="1"/>
-    <w:lsdException w:name="Table Subtle 1" w:semiHidden="1" w:unhideWhenUsed="1"/>
     <w:lsdException w:name="Table Subtle 2" w:semiHidden="1" w:unhideWhenUsed="1"/>
     <w:lsdException w:name="Table Web 1" w:semiHidden="1" w:unhideWhenUsed="1"/>
-    <w:lsdException w:name="Table Web 2" w:semiHidden="1" w:unhideWhenUsed="1"/>
-    <w:lsdException w:name="Table Web 3" w:semiHidden="1" w:unhideWhenUsed="1"/>
     <w:lsdException w:name="Balloon Text" w:semiHidden="1" w:unhideWhenUsed="1"/>
     <w:lsdException w:name="Table Grid" w:uiPriority="39"/>
     <w:lsdException w:name="Table Theme" w:semiHidden="1" w:unhideWhenUsed="1"/>
@@ -2506,16 +2390,21 @@
     <w:lsdException w:name="List Table 5 Dark Accent 6" w:uiPriority="50"/>
     <w:lsdException w:name="List Table 6 Colorful Accent 6" w:uiPriority="51"/>
     <w:lsdException w:name="List Table 7 Colorful Accent 6" w:uiPriority="52"/>
+    <w:lsdException w:name="Mention" w:semiHidden="1" w:unhideWhenUsed="1"/>
+    <w:lsdException w:name="Smart Hyperlink" w:semiHidden="1" w:unhideWhenUsed="1"/>
+    <w:lsdException w:name="Hashtag" w:semiHidden="1" w:unhideWhenUsed="1"/>
+    <w:lsdException w:name="Unresolved Mention" w:semiHidden="1" w:unhideWhenUsed="1"/>
+    <w:lsdException w:name="Smart Link" w:semiHidden="1" w:unhideWhenUsed="1"/>
   </w:latentStyles>
-  <w:style w:type="paragraph" w:default="1" w:styleId="a">
+  <w:style w:type="paragraph" w:default="1" w:styleId="Normal">
     <w:name w:val="Normal"/>
     <w:qFormat/>
   </w:style>
-  <w:style w:type="paragraph" w:styleId="1">
+  <w:style w:type="paragraph" w:styleId="Heading1">
     <w:name w:val="heading 1"/>
-    <w:basedOn w:val="a"/>
-    <w:next w:val="a"/>
-    <w:link w:val="10"/>
+    <w:basedOn w:val="Normal"/>
+    <w:next w:val="Normal"/>
+    <w:link w:val="Heading1Char"/>
     <w:uiPriority w:val="9"/>
     <w:qFormat/>
     <w:rsid w:val="00A73D9A"/>
@@ -2532,13 +2421,13 @@
       <w:szCs w:val="32"/>
     </w:rPr>
   </w:style>
-  <w:style w:type="character" w:default="1" w:styleId="a0">
+  <w:style w:type="character" w:default="1" w:styleId="DefaultParagraphFont">
     <w:name w:val="Default Paragraph Font"/>
     <w:uiPriority w:val="1"/>
     <w:semiHidden/>
     <w:unhideWhenUsed/>
   </w:style>
-  <w:style w:type="table" w:default="1" w:styleId="a1">
+  <w:style w:type="table" w:default="1" w:styleId="TableNormal">
     <w:name w:val="Normal Table"/>
     <w:uiPriority w:val="99"/>
     <w:semiHidden/>
@@ -2553,15 +2442,15 @@
       </w:tblCellMar>
     </w:tblPr>
   </w:style>
-  <w:style w:type="numbering" w:default="1" w:styleId="a2">
+  <w:style w:type="numbering" w:default="1" w:styleId="NoList">
     <w:name w:val="No List"/>
     <w:uiPriority w:val="99"/>
     <w:semiHidden/>
     <w:unhideWhenUsed/>
   </w:style>
-  <w:style w:type="paragraph" w:styleId="a3">
+  <w:style w:type="paragraph" w:styleId="ListParagraph">
     <w:name w:val="List Paragraph"/>
-    <w:basedOn w:val="a"/>
+    <w:basedOn w:val="Normal"/>
     <w:uiPriority w:val="34"/>
     <w:qFormat/>
     <w:rsid w:val="00AA452E"/>
@@ -2570,9 +2459,9 @@
       <w:contextualSpacing/>
     </w:pPr>
   </w:style>
-  <w:style w:type="paragraph" w:styleId="a4">
+  <w:style w:type="paragraph" w:styleId="NormalWeb">
     <w:name w:val="Normal (Web)"/>
-    <w:basedOn w:val="a"/>
+    <w:basedOn w:val="Normal"/>
     <w:uiPriority w:val="99"/>
     <w:semiHidden/>
     <w:unhideWhenUsed/>
@@ -2587,10 +2476,10 @@
       <w:lang w:eastAsia="ru-RU"/>
     </w:rPr>
   </w:style>
-  <w:style w:type="character" w:customStyle="1" w:styleId="10">
-    <w:name w:val="Заголовок 1 Знак"/>
-    <w:basedOn w:val="a0"/>
-    <w:link w:val="1"/>
+  <w:style w:type="character" w:customStyle="1" w:styleId="Heading1Char">
+    <w:name w:val="Heading 1 Char"/>
+    <w:basedOn w:val="DefaultParagraphFont"/>
+    <w:link w:val="Heading1"/>
     <w:uiPriority w:val="9"/>
     <w:rsid w:val="00A73D9A"/>
     <w:rPr>
@@ -2600,10 +2489,10 @@
       <w:szCs w:val="32"/>
     </w:rPr>
   </w:style>
-  <w:style w:type="paragraph" w:styleId="a5">
+  <w:style w:type="paragraph" w:styleId="TOCHeading">
     <w:name w:val="TOC Heading"/>
-    <w:basedOn w:val="1"/>
-    <w:next w:val="a"/>
+    <w:basedOn w:val="Heading1"/>
+    <w:next w:val="Normal"/>
     <w:uiPriority w:val="39"/>
     <w:unhideWhenUsed/>
     <w:qFormat/>
@@ -2619,10 +2508,10 @@
       <w:lang w:val="en-US"/>
     </w:rPr>
   </w:style>
-  <w:style w:type="paragraph" w:styleId="11">
+  <w:style w:type="paragraph" w:styleId="TOC1">
     <w:name w:val="toc 1"/>
-    <w:basedOn w:val="a"/>
-    <w:next w:val="a"/>
+    <w:basedOn w:val="Normal"/>
+    <w:next w:val="Normal"/>
     <w:autoRedefine/>
     <w:uiPriority w:val="39"/>
     <w:unhideWhenUsed/>
@@ -2631,9 +2520,9 @@
       <w:spacing w:after="100"/>
     </w:pPr>
   </w:style>
-  <w:style w:type="character" w:styleId="a6">
+  <w:style w:type="character" w:styleId="Hyperlink">
     <w:name w:val="Hyperlink"/>
-    <w:basedOn w:val="a0"/>
+    <w:basedOn w:val="DefaultParagraphFont"/>
     <w:uiPriority w:val="99"/>
     <w:unhideWhenUsed/>
     <w:rsid w:val="00796A02"/>

--- a/Анализ и актуальность.docx
+++ b/Анализ и актуальность.docx
@@ -55,20 +55,6 @@
     </w:p>
     <w:p>
       <w:pPr>
-        <w:spacing w:after="0" w:line="360" w:lineRule="auto"/>
-        <w:ind w:firstLine="709"/>
-        <w:jc w:val="both"/>
-        <w:rPr>
-          <w:rFonts w:ascii="Times New Roman" w:hAnsi="Times New Roman" w:cs="Times New Roman"/>
-          <w:b/>
-          <w:bCs/>
-          <w:sz w:val="28"/>
-          <w:szCs w:val="28"/>
-        </w:rPr>
-      </w:pPr>
-    </w:p>
-    <w:p>
-      <w:pPr>
         <w:pStyle w:val="Heading1"/>
         <w:jc w:val="center"/>
       </w:pPr>
@@ -384,7 +370,6 @@
           <w:sz w:val="28"/>
           <w:szCs w:val="28"/>
         </w:rPr>
-        <w:lastRenderedPageBreak/>
         <w:t>6)</w:t>
       </w:r>
       <w:r>
@@ -414,6 +399,7 @@
           <w:sz w:val="28"/>
           <w:szCs w:val="28"/>
         </w:rPr>
+        <w:lastRenderedPageBreak/>
         <w:t>7)</w:t>
       </w:r>
       <w:r>
@@ -983,51 +969,59 @@
           <w:sz w:val="28"/>
           <w:szCs w:val="28"/>
         </w:rPr>
+        <w:t xml:space="preserve"> </w:t>
+      </w:r>
+      <w:r>
+        <w:rPr>
+          <w:rFonts w:ascii="Times New Roman" w:hAnsi="Times New Roman" w:cs="Times New Roman"/>
+          <w:color w:val="FF0000"/>
+          <w:sz w:val="28"/>
+          <w:szCs w:val="28"/>
+        </w:rPr>
+        <w:t>(</w:t>
+      </w:r>
+      <w:r>
+        <w:rPr>
+          <w:rFonts w:ascii="Times New Roman" w:hAnsi="Times New Roman" w:cs="Times New Roman"/>
+          <w:color w:val="FF0000"/>
+          <w:sz w:val="28"/>
+          <w:szCs w:val="28"/>
+        </w:rPr>
+        <w:t>Разрабатываемая</w:t>
+      </w:r>
+      <w:r>
+        <w:rPr>
+          <w:rFonts w:ascii="Times New Roman" w:hAnsi="Times New Roman" w:cs="Times New Roman"/>
+          <w:color w:val="FF0000"/>
+          <w:sz w:val="28"/>
+          <w:szCs w:val="28"/>
+        </w:rPr>
+        <w:t xml:space="preserve"> программа)</w:t>
+      </w:r>
+      <w:r>
+        <w:rPr>
+          <w:rFonts w:ascii="Times New Roman" w:hAnsi="Times New Roman" w:cs="Times New Roman"/>
+          <w:sz w:val="28"/>
+          <w:szCs w:val="28"/>
+        </w:rPr>
+        <w:t xml:space="preserve"> </w:t>
+      </w:r>
+      <w:r>
+        <w:rPr>
+          <w:rFonts w:ascii="Times New Roman" w:hAnsi="Times New Roman" w:cs="Times New Roman"/>
+          <w:sz w:val="28"/>
+          <w:szCs w:val="28"/>
+        </w:rPr>
+        <w:t xml:space="preserve">Данное программное обеспечение направлено на использование органами самоуправления и сотрудниками в </w:t>
+      </w:r>
+      <w:r>
+        <w:rPr>
+          <w:rFonts w:ascii="Times New Roman" w:hAnsi="Times New Roman" w:cs="Times New Roman"/>
+          <w:sz w:val="28"/>
+          <w:szCs w:val="28"/>
+        </w:rPr>
         <w:lastRenderedPageBreak/>
-        <w:t xml:space="preserve"> </w:t>
-      </w:r>
-      <w:r>
-        <w:rPr>
-          <w:rFonts w:ascii="Times New Roman" w:hAnsi="Times New Roman" w:cs="Times New Roman"/>
-          <w:color w:val="FF0000"/>
-          <w:sz w:val="28"/>
-          <w:szCs w:val="28"/>
-        </w:rPr>
-        <w:t>(</w:t>
-      </w:r>
-      <w:r>
-        <w:rPr>
-          <w:rFonts w:ascii="Times New Roman" w:hAnsi="Times New Roman" w:cs="Times New Roman"/>
-          <w:color w:val="FF0000"/>
-          <w:sz w:val="28"/>
-          <w:szCs w:val="28"/>
-        </w:rPr>
-        <w:t>Разрабатываемая</w:t>
-      </w:r>
-      <w:r>
-        <w:rPr>
-          <w:rFonts w:ascii="Times New Roman" w:hAnsi="Times New Roman" w:cs="Times New Roman"/>
-          <w:color w:val="FF0000"/>
-          <w:sz w:val="28"/>
-          <w:szCs w:val="28"/>
-        </w:rPr>
-        <w:t xml:space="preserve"> программа)</w:t>
-      </w:r>
-      <w:r>
-        <w:rPr>
-          <w:rFonts w:ascii="Times New Roman" w:hAnsi="Times New Roman" w:cs="Times New Roman"/>
-          <w:sz w:val="28"/>
-          <w:szCs w:val="28"/>
-        </w:rPr>
-        <w:t xml:space="preserve"> </w:t>
-      </w:r>
-      <w:r>
-        <w:rPr>
-          <w:rFonts w:ascii="Times New Roman" w:hAnsi="Times New Roman" w:cs="Times New Roman"/>
-          <w:sz w:val="28"/>
-          <w:szCs w:val="28"/>
-        </w:rPr>
-        <w:t>Данное программное обеспечение направлено на использование органами самоуправления и сотрудниками в жилых помещениях предоставляемые образовательными организациями. Система упрощает организацию и управление процессов, а также предоставляет актуальную информацию для сотрудников и проживающих.</w:t>
+        <w:t>жилых помещениях предоставляемые образовательными организациями. Система упрощает организацию и управление процессов, а также предоставляет актуальную информацию для сотрудников и проживающих.</w:t>
       </w:r>
     </w:p>
     <w:p>
@@ -2128,6 +2122,7 @@
     <w:lsdException w:name="HTML Sample" w:semiHidden="1" w:unhideWhenUsed="1"/>
     <w:lsdException w:name="HTML Typewriter" w:semiHidden="1" w:unhideWhenUsed="1"/>
     <w:lsdException w:name="HTML Variable" w:semiHidden="1" w:unhideWhenUsed="1"/>
+    <w:lsdException w:name="Normal Table" w:semiHidden="1" w:unhideWhenUsed="1"/>
     <w:lsdException w:name="annotation subject" w:semiHidden="1" w:unhideWhenUsed="1"/>
     <w:lsdException w:name="No List" w:semiHidden="1" w:unhideWhenUsed="1"/>
     <w:lsdException w:name="Outline List 1" w:semiHidden="1" w:unhideWhenUsed="1"/>
@@ -2170,8 +2165,11 @@
     <w:lsdException w:name="Table Contemporary" w:semiHidden="1" w:unhideWhenUsed="1"/>
     <w:lsdException w:name="Table Elegant" w:semiHidden="1" w:unhideWhenUsed="1"/>
     <w:lsdException w:name="Table Professional" w:semiHidden="1" w:unhideWhenUsed="1"/>
+    <w:lsdException w:name="Table Subtle 1" w:semiHidden="1" w:unhideWhenUsed="1"/>
     <w:lsdException w:name="Table Subtle 2" w:semiHidden="1" w:unhideWhenUsed="1"/>
     <w:lsdException w:name="Table Web 1" w:semiHidden="1" w:unhideWhenUsed="1"/>
+    <w:lsdException w:name="Table Web 2" w:semiHidden="1" w:unhideWhenUsed="1"/>
+    <w:lsdException w:name="Table Web 3" w:semiHidden="1" w:unhideWhenUsed="1"/>
     <w:lsdException w:name="Balloon Text" w:semiHidden="1" w:unhideWhenUsed="1"/>
     <w:lsdException w:name="Table Grid" w:uiPriority="39"/>
     <w:lsdException w:name="Table Theme" w:semiHidden="1" w:unhideWhenUsed="1"/>
